--- a/docs/Тестові питання.docx
+++ b/docs/Тестові питання.docx
@@ -64,7 +64,7 @@
           <w:color w:val="000000"/>
           <w:sz w:val="24"/>
         </w:rPr>
-        <w:t>Закон України 'Про доступ до публічної інформації'</w:t>
+        <w:t>Закон України «Про доступ до публічної інформації»</w:t>
       </w:r>
     </w:p>
     <w:p>
@@ -78,7 +78,7 @@
           <w:color w:val="000000"/>
           <w:sz w:val="24"/>
         </w:rPr>
-        <w:t>Закон України 'Про інформацію'</w:t>
+        <w:t>Закон України «Про інформацію»</w:t>
       </w:r>
     </w:p>
     <w:p>
@@ -93,7 +93,7 @@
           <w:color w:val="000000"/>
           <w:sz w:val="24"/>
         </w:rPr>
-        <w:t>Закон України 'Про звернення громадян'</w:t>
+        <w:t>Закон України «Про звернення громадян»</w:t>
       </w:r>
       <w:r>
         <w:rPr>
@@ -634,7 +634,7 @@
           <w:color w:val="000000"/>
           <w:sz w:val="24"/>
         </w:rPr>
-        <w:t>Обов'язкове заповнення поля 'Тема' та наявність підпису з контактними даними</w:t>
+        <w:t>Обов'язкове заповнення поля «Тема» та наявність підпису з контактними даними</w:t>
       </w:r>
       <w:r>
         <w:rPr>
@@ -967,7 +967,7 @@
           <w:color w:val="000000"/>
           <w:sz w:val="24"/>
         </w:rPr>
-        <w:t>Закон 'Про захист персональних даних'</w:t>
+        <w:t>Закон «Про захист персональних даних»</w:t>
       </w:r>
       <w:r>
         <w:rPr>
@@ -989,7 +989,7 @@
           <w:color w:val="000000"/>
           <w:sz w:val="24"/>
         </w:rPr>
-        <w:t>Закон 'Про національну безпеку'</w:t>
+        <w:t>Закон «Про національну безпеку»</w:t>
       </w:r>
     </w:p>
     <w:p>
@@ -1003,7 +1003,7 @@
           <w:color w:val="000000"/>
           <w:sz w:val="24"/>
         </w:rPr>
-        <w:t>Закон 'Про захист прав споживачів'</w:t>
+        <w:t>Закон «Про захист прав споживачів»</w:t>
       </w:r>
     </w:p>
     <w:p>
@@ -1017,7 +1017,7 @@
           <w:color w:val="000000"/>
           <w:sz w:val="24"/>
         </w:rPr>
-        <w:t>Закон 'Про електронні довірчі послуги'</w:t>
+        <w:t>Закон «Про електронні довірчі послуги»</w:t>
       </w:r>
     </w:p>
     <w:p>
@@ -1632,7 +1632,7 @@
           <w:color w:val="000000"/>
           <w:sz w:val="24"/>
         </w:rPr>
-        <w:t>Що таке 'активне слухання'?</w:t>
+        <w:t>Що таке «активне слухання»?</w:t>
       </w:r>
     </w:p>
     <w:p>
@@ -2451,7 +2451,7 @@
           <w:color w:val="000000"/>
           <w:sz w:val="24"/>
         </w:rPr>
-        <w:t>Заохочення 'забути і жити далі'</w:t>
+        <w:t>Заохочення «забути і жити далі»</w:t>
       </w:r>
     </w:p>
     <w:p>
@@ -2497,7 +2497,7 @@
           <w:color w:val="000000"/>
           <w:sz w:val="24"/>
         </w:rPr>
-        <w:t>Необхідно уникати фраз на кшталт 'Я вас розумію', 'Час лікує' (це знецінює втрату). Потрібно виявляти емпатію та бути готовим вислухати.</w:t>
+        <w:t>Необхідно уникати фраз на кшталт «Я вас розумію», «Час лікує» (це знецінює втрату). Потрібно виявляти емпатію та бути готовим вислухати.</w:t>
       </w:r>
     </w:p>
     <w:p/>
@@ -2548,7 +2548,7 @@
           <w:color w:val="000000"/>
           <w:sz w:val="24"/>
         </w:rPr>
-        <w:t>Закон 'Про соціальні послуги'</w:t>
+        <w:t>Закон «Про соціальні послуги»</w:t>
       </w:r>
     </w:p>
     <w:p>
@@ -2563,7 +2563,7 @@
           <w:color w:val="000000"/>
           <w:sz w:val="24"/>
         </w:rPr>
-        <w:t>Закон 'Про статус ветеранів війни, гарантії їх соціального захисту'</w:t>
+        <w:t>Закон «Про статус ветеранів війни, гарантії їх соціального захисту»</w:t>
       </w:r>
       <w:r>
         <w:rPr>
@@ -2585,7 +2585,7 @@
           <w:color w:val="000000"/>
           <w:sz w:val="24"/>
         </w:rPr>
-        <w:t>Закон 'Про військовий обов'язок'</w:t>
+        <w:t>Закон «Про військовий обов'язок»</w:t>
       </w:r>
     </w:p>
     <w:p>
@@ -2645,7 +2645,7 @@
           <w:color w:val="000000"/>
           <w:sz w:val="24"/>
         </w:rPr>
-        <w:t>Які особи належать до категорії 'ветерани війни'?</w:t>
+        <w:t>Які особи належать до категорії «ветерани війни»?</w:t>
       </w:r>
     </w:p>
     <w:p>
@@ -2844,7 +2844,7 @@
           <w:color w:val="000000"/>
           <w:sz w:val="24"/>
         </w:rPr>
-        <w:t>Стаття 12 ЗУ 'Про статус ветеранів війни' передбачає для УБД 75-процентну знижку плати за користування житлом та комунальними послугами (в межах норм).</w:t>
+        <w:t>Стаття 12 ЗУ «Про статус ветеранів війни» передбачає для УБД 75-процентну знижку плати за користування житлом та комунальними послугами (в межах норм).</w:t>
       </w:r>
     </w:p>
     <w:p/>
@@ -2955,7 +2955,7 @@
           <w:color w:val="000000"/>
           <w:sz w:val="24"/>
         </w:rPr>
-        <w:t>Стаття 13 ЗУ 'Про статус ветеранів війни' передбачає 100-процентну знижку на ЖКП для осіб з інвалідністю внаслідок війни (в межах норм).</w:t>
+        <w:t>Стаття 13 ЗУ «Про статус ветеранів війни» передбачає 100-процентну знижку на ЖКП для осіб з інвалідністю внаслідок війни (в межах норм).</w:t>
       </w:r>
     </w:p>
     <w:p/>
@@ -2978,7 +2978,7 @@
           <w:color w:val="000000"/>
           <w:sz w:val="24"/>
         </w:rPr>
-        <w:t>Що означає 'перехід від військової служби до цивільного життя'?</w:t>
+        <w:t>Що означає «перехід від військової служби до цивільного життя»?</w:t>
       </w:r>
     </w:p>
     <w:p>
@@ -3089,7 +3089,7 @@
           <w:color w:val="000000"/>
           <w:sz w:val="24"/>
         </w:rPr>
-        <w:t>Де ветеран може отримати послугу через сервіс 'Я – ветеран'?</w:t>
+        <w:t>Де ветеран може отримати послугу через сервіс «Я – ветеран»?</w:t>
       </w:r>
     </w:p>
     <w:p>
@@ -3177,7 +3177,7 @@
           <w:color w:val="000000"/>
           <w:sz w:val="24"/>
         </w:rPr>
-        <w:t>Єдине вікно 'Я – ветеран' створено на базі ЦНАПів для комплексного надання адміністративних послуг ветеранам.</w:t>
+        <w:t>Єдине вікно «Я – ветеран» створено на базі ЦНАПів для комплексного надання адміністративних послуг ветеранам.</w:t>
       </w:r>
     </w:p>
     <w:p/>
@@ -3200,7 +3200,7 @@
           <w:color w:val="000000"/>
           <w:sz w:val="24"/>
         </w:rPr>
-        <w:t>Що таке державний вебпортал 'є-Ветеран'?</w:t>
+        <w:t>Що таке державний вебпортал «є-Ветеран»?</w:t>
       </w:r>
     </w:p>
     <w:p>
@@ -3769,7 +3769,7 @@
           <w:color w:val="000000"/>
           <w:sz w:val="24"/>
         </w:rPr>
-        <w:t>Що таке 'маршрутизація' ветерана?</w:t>
+        <w:t>Що таке «маршрутизація» ветерана?</w:t>
       </w:r>
     </w:p>
     <w:p>
@@ -3857,7 +3857,7 @@
           <w:color w:val="000000"/>
           <w:sz w:val="24"/>
         </w:rPr>
-        <w:t>Маршрутизація — це складання оптимального 'маршруту' (шляху), куди має звернутися особа (установи, організації) для вирішення конкретного життєвого питання.</w:t>
+        <w:t>Маршрутизація — це складання оптимального «маршруту» (шляху), куди має звернутися особа (установи, організації) для вирішення конкретного життєвого питання.</w:t>
       </w:r>
     </w:p>
     <w:p/>
@@ -3968,7 +3968,7 @@
           <w:color w:val="000000"/>
           <w:sz w:val="24"/>
         </w:rPr>
-        <w:t>Фахівець має чітко знати межі своєї компетенції (не надавати юридичних порад без освіти юриста, не 'лікувати'). Залучення профільних експертів (аутрич) є обов'язковим.</w:t>
+        <w:t>Фахівець має чітко знати межі своєї компетенції (не надавати юридичних порад без освіти юриста, не «лікувати»). Залучення профільних експертів (аутрич) є обов'язковим.</w:t>
       </w:r>
     </w:p>
     <w:p/>
@@ -4560,7 +4560,7 @@
           <w:color w:val="000000"/>
           <w:sz w:val="24"/>
         </w:rPr>
-        <w:t>Яку можливість надає 'ваучер на навчання'?</w:t>
+        <w:t>Яку можливість надає «ваучер на навчання»?</w:t>
       </w:r>
     </w:p>
     <w:p>
@@ -4870,7 +4870,7 @@
           <w:color w:val="000000"/>
           <w:sz w:val="24"/>
         </w:rPr>
-        <w:t>Фахівець інформує про гранти від держави (єРобота 'Власна справа', гранти для ветеранів) та фондів, спрямовує на консультації до центрів підтримки бізнесу.</w:t>
+        <w:t>Фахівець інформує про гранти від держави (єРобота «Власна справа», гранти для ветеранів) та фондів, спрямовує на консультації до центрів підтримки бізнесу.</w:t>
       </w:r>
     </w:p>
     <w:p/>
@@ -4893,7 +4893,7 @@
           <w:color w:val="000000"/>
           <w:sz w:val="24"/>
         </w:rPr>
-        <w:t>Яку роль відіграє ветеранський спорт ('Ігри Нескорених')?</w:t>
+        <w:t>Яку роль відіграє ветеранський спорт («Ігри Нескорених»)?</w:t>
       </w:r>
     </w:p>
     <w:p>
@@ -5684,7 +5684,7 @@
           <w:color w:val="000000"/>
           <w:sz w:val="24"/>
         </w:rPr>
-        <w:t>Що означає принцип 'зворотного зв'язку'?</w:t>
+        <w:t>Що означає принцип «зворотного зв'язку»?</w:t>
       </w:r>
     </w:p>
     <w:p>
@@ -6119,7 +6119,7 @@
           <w:color w:val="000000"/>
           <w:sz w:val="24"/>
         </w:rPr>
-        <w:t>Синдром емоційного вигорання виникає внаслідок хронічного стресу на робочому місці (особливо у професіях 'людина-людина') та проявляється цинізмом, виснаженням і зниженням професійної ефективності.</w:t>
+        <w:t>Синдром емоційного вигорання виникає внаслідок хронічного стресу на робочому місці (особливо у професіях «людина-людина») та проявляється цинізмом, виснаженням і зниженням професійної ефективності.</w:t>
       </w:r>
     </w:p>
     <w:p/>
@@ -6253,7 +6253,7 @@
           <w:color w:val="000000"/>
           <w:sz w:val="24"/>
         </w:rPr>
-        <w:t>Що таке 'супервізія' у контексті соціальної роботи?</w:t>
+        <w:t>Що таке «супервізія» у контексті соціальної роботи?</w:t>
       </w:r>
     </w:p>
     <w:p>
